--- a/Quiz/L1.2-Quiz.docx
+++ b/Quiz/L1.2-Quiz.docx
@@ -84,7 +84,7 @@
       </w:pPr>
       <w:r>
         <w:rPr>
-          <w:rFonts w:ascii="Times New Roman" w:hAnsi="Times New Roman" w:eastAsia="Times New Roman"/>
+          <w:rFonts w:ascii="Times New Roman" w:eastAsia="Times New Roman" w:hAnsi="Times New Roman"/>
           <w:sz w:val="22"/>
         </w:rPr>
         <w:t>ANS:</w:t>
@@ -150,7 +150,7 @@
       </w:pPr>
       <w:r>
         <w:rPr>
-          <w:rFonts w:ascii="Times New Roman" w:hAnsi="Times New Roman" w:eastAsia="Times New Roman"/>
+          <w:rFonts w:ascii="Times New Roman" w:eastAsia="Times New Roman" w:hAnsi="Times New Roman"/>
           <w:sz w:val="22"/>
         </w:rPr>
         <w:t>ANS:</w:t>
@@ -230,7 +230,7 @@
       </w:pPr>
       <w:r>
         <w:rPr>
-          <w:rFonts w:ascii="Times New Roman" w:hAnsi="Times New Roman" w:eastAsia="Times New Roman"/>
+          <w:rFonts w:ascii="Times New Roman" w:eastAsia="Times New Roman" w:hAnsi="Times New Roman"/>
           <w:sz w:val="22"/>
         </w:rPr>
         <w:t>ANS:</w:t>
@@ -296,7 +296,7 @@
       </w:pPr>
       <w:r>
         <w:rPr>
-          <w:rFonts w:ascii="Times New Roman" w:hAnsi="Times New Roman" w:eastAsia="Times New Roman"/>
+          <w:rFonts w:ascii="Times New Roman" w:eastAsia="Times New Roman" w:hAnsi="Times New Roman"/>
           <w:sz w:val="22"/>
         </w:rPr>
         <w:t>ANS:</w:t>
@@ -362,7 +362,7 @@
       </w:pPr>
       <w:r>
         <w:rPr>
-          <w:rFonts w:ascii="Times New Roman" w:hAnsi="Times New Roman" w:eastAsia="Times New Roman"/>
+          <w:rFonts w:ascii="Times New Roman" w:eastAsia="Times New Roman" w:hAnsi="Times New Roman"/>
           <w:sz w:val="22"/>
         </w:rPr>
         <w:t>ANS:</w:t>
@@ -428,7 +428,7 @@
       </w:pPr>
       <w:r>
         <w:rPr>
-          <w:rFonts w:ascii="Times New Roman" w:hAnsi="Times New Roman" w:eastAsia="Times New Roman"/>
+          <w:rFonts w:ascii="Times New Roman" w:eastAsia="Times New Roman" w:hAnsi="Times New Roman"/>
           <w:sz w:val="22"/>
         </w:rPr>
         <w:t>ANS:</w:t>
@@ -495,7 +495,7 @@
       </w:pPr>
       <w:r>
         <w:rPr>
-          <w:rFonts w:ascii="Times New Roman" w:hAnsi="Times New Roman" w:eastAsia="Times New Roman"/>
+          <w:rFonts w:ascii="Times New Roman" w:eastAsia="Times New Roman" w:hAnsi="Times New Roman"/>
           <w:sz w:val="22"/>
         </w:rPr>
         <w:t>ANS:</w:t>
@@ -577,7 +577,7 @@
       </w:pPr>
       <w:r>
         <w:rPr>
-          <w:rFonts w:ascii="Times New Roman" w:hAnsi="Times New Roman" w:eastAsia="Times New Roman"/>
+          <w:rFonts w:ascii="Times New Roman" w:eastAsia="Times New Roman" w:hAnsi="Times New Roman"/>
           <w:sz w:val="22"/>
         </w:rPr>
         <w:t>ANS:</w:t>
@@ -643,7 +643,7 @@
       </w:pPr>
       <w:r>
         <w:rPr>
-          <w:rFonts w:ascii="Times New Roman" w:hAnsi="Times New Roman" w:eastAsia="Times New Roman"/>
+          <w:rFonts w:ascii="Times New Roman" w:eastAsia="Times New Roman" w:hAnsi="Times New Roman"/>
           <w:sz w:val="22"/>
         </w:rPr>
         <w:t>ANS:</w:t>
@@ -709,7 +709,7 @@
       </w:pPr>
       <w:r>
         <w:rPr>
-          <w:rFonts w:ascii="Times New Roman" w:hAnsi="Times New Roman" w:eastAsia="Times New Roman"/>
+          <w:rFonts w:ascii="Times New Roman" w:eastAsia="Times New Roman" w:hAnsi="Times New Roman"/>
           <w:sz w:val="22"/>
         </w:rPr>
         <w:t>ANS:</w:t>
@@ -775,7 +775,7 @@
       </w:pPr>
       <w:r>
         <w:rPr>
-          <w:rFonts w:ascii="Times New Roman" w:hAnsi="Times New Roman" w:eastAsia="Times New Roman"/>
+          <w:rFonts w:ascii="Times New Roman" w:eastAsia="Times New Roman" w:hAnsi="Times New Roman"/>
           <w:sz w:val="22"/>
         </w:rPr>
         <w:t>ANS:</w:t>
@@ -841,7 +841,7 @@
       </w:pPr>
       <w:r>
         <w:rPr>
-          <w:rFonts w:ascii="Times New Roman" w:hAnsi="Times New Roman" w:eastAsia="Times New Roman"/>
+          <w:rFonts w:ascii="Times New Roman" w:eastAsia="Times New Roman" w:hAnsi="Times New Roman"/>
           <w:sz w:val="22"/>
         </w:rPr>
         <w:t>ANS:</w:t>
@@ -914,7 +914,7 @@
       </w:pPr>
       <w:r>
         <w:rPr>
-          <w:rFonts w:ascii="Times New Roman" w:hAnsi="Times New Roman" w:eastAsia="Times New Roman"/>
+          <w:rFonts w:ascii="Times New Roman" w:eastAsia="Times New Roman" w:hAnsi="Times New Roman"/>
           <w:sz w:val="22"/>
         </w:rPr>
         <w:t>ANS:</w:t>
@@ -980,7 +980,7 @@
       </w:pPr>
       <w:r>
         <w:rPr>
-          <w:rFonts w:ascii="Times New Roman" w:hAnsi="Times New Roman" w:eastAsia="Times New Roman"/>
+          <w:rFonts w:ascii="Times New Roman" w:eastAsia="Times New Roman" w:hAnsi="Times New Roman"/>
           <w:sz w:val="22"/>
         </w:rPr>
         <w:t>ANS:</w:t>
@@ -1046,7 +1046,7 @@
       </w:pPr>
       <w:r>
         <w:rPr>
-          <w:rFonts w:ascii="Times New Roman" w:hAnsi="Times New Roman" w:eastAsia="Times New Roman"/>
+          <w:rFonts w:ascii="Times New Roman" w:eastAsia="Times New Roman" w:hAnsi="Times New Roman"/>
           <w:sz w:val="22"/>
         </w:rPr>
         <w:t>ANS:</w:t>
@@ -1112,7 +1112,7 @@
       </w:pPr>
       <w:r>
         <w:rPr>
-          <w:rFonts w:ascii="Times New Roman" w:hAnsi="Times New Roman" w:eastAsia="Times New Roman"/>
+          <w:rFonts w:ascii="Times New Roman" w:eastAsia="Times New Roman" w:hAnsi="Times New Roman"/>
           <w:sz w:val="22"/>
         </w:rPr>
         <w:t>ANS:</w:t>
@@ -1178,7 +1178,7 @@
       </w:pPr>
       <w:r>
         <w:rPr>
-          <w:rFonts w:ascii="Times New Roman" w:hAnsi="Times New Roman" w:eastAsia="Times New Roman"/>
+          <w:rFonts w:ascii="Times New Roman" w:eastAsia="Times New Roman" w:hAnsi="Times New Roman"/>
           <w:sz w:val="22"/>
         </w:rPr>
         <w:t>ANS:</w:t>
@@ -1244,7 +1244,7 @@
       </w:pPr>
       <w:r>
         <w:rPr>
-          <w:rFonts w:ascii="Times New Roman" w:hAnsi="Times New Roman" w:eastAsia="Times New Roman"/>
+          <w:rFonts w:ascii="Times New Roman" w:eastAsia="Times New Roman" w:hAnsi="Times New Roman"/>
           <w:sz w:val="22"/>
         </w:rPr>
         <w:t>ANS:</w:t>
@@ -1310,7 +1310,7 @@
       </w:pPr>
       <w:r>
         <w:rPr>
-          <w:rFonts w:ascii="Times New Roman" w:hAnsi="Times New Roman" w:eastAsia="Times New Roman"/>
+          <w:rFonts w:ascii="Times New Roman" w:eastAsia="Times New Roman" w:hAnsi="Times New Roman"/>
           <w:sz w:val="22"/>
         </w:rPr>
         <w:t>ANS:</w:t>
@@ -1384,7 +1384,7 @@
       </w:pPr>
       <w:r>
         <w:rPr>
-          <w:rFonts w:ascii="Times New Roman" w:hAnsi="Times New Roman" w:eastAsia="Times New Roman"/>
+          <w:rFonts w:ascii="Times New Roman" w:eastAsia="Times New Roman" w:hAnsi="Times New Roman"/>
           <w:sz w:val="22"/>
         </w:rPr>
         <w:t>ANS:</w:t>
@@ -1450,7 +1450,7 @@
       </w:pPr>
       <w:r>
         <w:rPr>
-          <w:rFonts w:ascii="Times New Roman" w:hAnsi="Times New Roman" w:eastAsia="Times New Roman"/>
+          <w:rFonts w:ascii="Times New Roman" w:eastAsia="Times New Roman" w:hAnsi="Times New Roman"/>
           <w:sz w:val="22"/>
         </w:rPr>
         <w:t>ANS:</w:t>
@@ -1516,7 +1516,7 @@
       </w:pPr>
       <w:r>
         <w:rPr>
-          <w:rFonts w:ascii="Times New Roman" w:hAnsi="Times New Roman" w:eastAsia="Times New Roman"/>
+          <w:rFonts w:ascii="Times New Roman" w:eastAsia="Times New Roman" w:hAnsi="Times New Roman"/>
           <w:sz w:val="22"/>
         </w:rPr>
         <w:t>ANS:</w:t>
@@ -1582,7 +1582,7 @@
       </w:pPr>
       <w:r>
         <w:rPr>
-          <w:rFonts w:ascii="Times New Roman" w:hAnsi="Times New Roman" w:eastAsia="Times New Roman"/>
+          <w:rFonts w:ascii="Times New Roman" w:eastAsia="Times New Roman" w:hAnsi="Times New Roman"/>
           <w:sz w:val="22"/>
         </w:rPr>
         <w:t>ANS:</w:t>
@@ -1648,7 +1648,7 @@
       </w:pPr>
       <w:r>
         <w:rPr>
-          <w:rFonts w:ascii="Times New Roman" w:hAnsi="Times New Roman" w:eastAsia="Times New Roman"/>
+          <w:rFonts w:ascii="Times New Roman" w:eastAsia="Times New Roman" w:hAnsi="Times New Roman"/>
           <w:sz w:val="22"/>
         </w:rPr>
         <w:t>ANS:</w:t>
@@ -1714,7 +1714,7 @@
       </w:pPr>
       <w:r>
         <w:rPr>
-          <w:rFonts w:ascii="Times New Roman" w:hAnsi="Times New Roman" w:eastAsia="Times New Roman"/>
+          <w:rFonts w:ascii="Times New Roman" w:eastAsia="Times New Roman" w:hAnsi="Times New Roman"/>
           <w:sz w:val="22"/>
         </w:rPr>
         <w:t>ANS:</w:t>
@@ -1787,7 +1787,7 @@
       </w:pPr>
       <w:r>
         <w:rPr>
-          <w:rFonts w:ascii="Times New Roman" w:hAnsi="Times New Roman" w:eastAsia="Times New Roman"/>
+          <w:rFonts w:ascii="Times New Roman" w:eastAsia="Times New Roman" w:hAnsi="Times New Roman"/>
           <w:sz w:val="22"/>
         </w:rPr>
         <w:t>ANS:</w:t>
@@ -1853,7 +1853,7 @@
       </w:pPr>
       <w:r>
         <w:rPr>
-          <w:rFonts w:ascii="Times New Roman" w:hAnsi="Times New Roman" w:eastAsia="Times New Roman"/>
+          <w:rFonts w:ascii="Times New Roman" w:eastAsia="Times New Roman" w:hAnsi="Times New Roman"/>
           <w:sz w:val="22"/>
         </w:rPr>
         <w:t>ANS:</w:t>
@@ -1919,7 +1919,7 @@
       </w:pPr>
       <w:r>
         <w:rPr>
-          <w:rFonts w:ascii="Times New Roman" w:hAnsi="Times New Roman" w:eastAsia="Times New Roman"/>
+          <w:rFonts w:ascii="Times New Roman" w:eastAsia="Times New Roman" w:hAnsi="Times New Roman"/>
           <w:sz w:val="22"/>
         </w:rPr>
         <w:t>ANS:</w:t>
@@ -1985,7 +1985,7 @@
       </w:pPr>
       <w:r>
         <w:rPr>
-          <w:rFonts w:ascii="Times New Roman" w:hAnsi="Times New Roman" w:eastAsia="Times New Roman"/>
+          <w:rFonts w:ascii="Times New Roman" w:eastAsia="Times New Roman" w:hAnsi="Times New Roman"/>
           <w:sz w:val="22"/>
         </w:rPr>
         <w:t>ANS:</w:t>
@@ -2051,7 +2051,7 @@
       </w:pPr>
       <w:r>
         <w:rPr>
-          <w:rFonts w:ascii="Times New Roman" w:hAnsi="Times New Roman" w:eastAsia="Times New Roman"/>
+          <w:rFonts w:ascii="Times New Roman" w:eastAsia="Times New Roman" w:hAnsi="Times New Roman"/>
           <w:sz w:val="22"/>
         </w:rPr>
         <w:t>ANS:</w:t>
@@ -2117,7 +2117,7 @@
       </w:pPr>
       <w:r>
         <w:rPr>
-          <w:rFonts w:ascii="Times New Roman" w:hAnsi="Times New Roman" w:eastAsia="Times New Roman"/>
+          <w:rFonts w:ascii="Times New Roman" w:eastAsia="Times New Roman" w:hAnsi="Times New Roman"/>
           <w:sz w:val="22"/>
         </w:rPr>
         <w:t>ANS:</w:t>
@@ -2183,9 +2183,10 @@
       </w:pPr>
       <w:r>
         <w:rPr>
-          <w:rFonts w:ascii="Times New Roman" w:hAnsi="Times New Roman" w:eastAsia="Times New Roman"/>
-          <w:sz w:val="22"/>
-        </w:rPr>
+          <w:rFonts w:ascii="Times New Roman" w:eastAsia="Times New Roman" w:hAnsi="Times New Roman"/>
+          <w:sz w:val="22"/>
+        </w:rPr>
+        <w:lastRenderedPageBreak/>
         <w:t>ANS:</w:t>
       </w:r>
     </w:p>
@@ -2249,7 +2250,7 @@
       </w:pPr>
       <w:r>
         <w:rPr>
-          <w:rFonts w:ascii="Times New Roman" w:hAnsi="Times New Roman" w:eastAsia="Times New Roman"/>
+          <w:rFonts w:ascii="Times New Roman" w:eastAsia="Times New Roman" w:hAnsi="Times New Roman"/>
           <w:sz w:val="22"/>
         </w:rPr>
         <w:t>ANS:</w:t>
@@ -2315,7 +2316,7 @@
       </w:pPr>
       <w:r>
         <w:rPr>
-          <w:rFonts w:ascii="Times New Roman" w:hAnsi="Times New Roman" w:eastAsia="Times New Roman"/>
+          <w:rFonts w:ascii="Times New Roman" w:eastAsia="Times New Roman" w:hAnsi="Times New Roman"/>
           <w:sz w:val="22"/>
         </w:rPr>
         <w:t>ANS:</w:t>
@@ -2381,7 +2382,7 @@
       </w:pPr>
       <w:r>
         <w:rPr>
-          <w:rFonts w:ascii="Times New Roman" w:hAnsi="Times New Roman" w:eastAsia="Times New Roman"/>
+          <w:rFonts w:ascii="Times New Roman" w:eastAsia="Times New Roman" w:hAnsi="Times New Roman"/>
           <w:sz w:val="22"/>
         </w:rPr>
         <w:t>ANS:</w:t>
@@ -2447,7 +2448,7 @@
       </w:pPr>
       <w:r>
         <w:rPr>
-          <w:rFonts w:ascii="Times New Roman" w:hAnsi="Times New Roman" w:eastAsia="Times New Roman"/>
+          <w:rFonts w:ascii="Times New Roman" w:eastAsia="Times New Roman" w:hAnsi="Times New Roman"/>
           <w:sz w:val="22"/>
         </w:rPr>
         <w:t>ANS:</w:t>
@@ -2513,7 +2514,7 @@
       </w:pPr>
       <w:r>
         <w:rPr>
-          <w:rFonts w:ascii="Times New Roman" w:hAnsi="Times New Roman" w:eastAsia="Times New Roman"/>
+          <w:rFonts w:ascii="Times New Roman" w:eastAsia="Times New Roman" w:hAnsi="Times New Roman"/>
           <w:sz w:val="22"/>
         </w:rPr>
         <w:t>ANS:</w:t>
@@ -2579,7 +2580,7 @@
       </w:pPr>
       <w:r>
         <w:rPr>
-          <w:rFonts w:ascii="Times New Roman" w:hAnsi="Times New Roman" w:eastAsia="Times New Roman"/>
+          <w:rFonts w:ascii="Times New Roman" w:eastAsia="Times New Roman" w:hAnsi="Times New Roman"/>
           <w:sz w:val="22"/>
         </w:rPr>
         <w:t>ANS:</w:t>
@@ -2652,7 +2653,7 @@
       </w:pPr>
       <w:r>
         <w:rPr>
-          <w:rFonts w:ascii="Times New Roman" w:hAnsi="Times New Roman" w:eastAsia="Times New Roman"/>
+          <w:rFonts w:ascii="Times New Roman" w:eastAsia="Times New Roman" w:hAnsi="Times New Roman"/>
           <w:sz w:val="22"/>
         </w:rPr>
         <w:t>ANS:</w:t>
@@ -2718,7 +2719,7 @@
       </w:pPr>
       <w:r>
         <w:rPr>
-          <w:rFonts w:ascii="Times New Roman" w:hAnsi="Times New Roman" w:eastAsia="Times New Roman"/>
+          <w:rFonts w:ascii="Times New Roman" w:eastAsia="Times New Roman" w:hAnsi="Times New Roman"/>
           <w:sz w:val="22"/>
         </w:rPr>
         <w:t>ANS:</w:t>
@@ -2784,7 +2785,7 @@
       </w:pPr>
       <w:r>
         <w:rPr>
-          <w:rFonts w:ascii="Times New Roman" w:hAnsi="Times New Roman" w:eastAsia="Times New Roman"/>
+          <w:rFonts w:ascii="Times New Roman" w:eastAsia="Times New Roman" w:hAnsi="Times New Roman"/>
           <w:sz w:val="22"/>
         </w:rPr>
         <w:t>ANS:</w:t>
@@ -2850,7 +2851,7 @@
       </w:pPr>
       <w:r>
         <w:rPr>
-          <w:rFonts w:ascii="Times New Roman" w:hAnsi="Times New Roman" w:eastAsia="Times New Roman"/>
+          <w:rFonts w:ascii="Times New Roman" w:eastAsia="Times New Roman" w:hAnsi="Times New Roman"/>
           <w:sz w:val="22"/>
         </w:rPr>
         <w:t>ANS:</w:t>
@@ -2916,7 +2917,7 @@
       </w:pPr>
       <w:r>
         <w:rPr>
-          <w:rFonts w:ascii="Times New Roman" w:hAnsi="Times New Roman" w:eastAsia="Times New Roman"/>
+          <w:rFonts w:ascii="Times New Roman" w:eastAsia="Times New Roman" w:hAnsi="Times New Roman"/>
           <w:sz w:val="22"/>
         </w:rPr>
         <w:t>ANS:</w:t>
@@ -2982,7 +2983,7 @@
       </w:pPr>
       <w:r>
         <w:rPr>
-          <w:rFonts w:ascii="Times New Roman" w:hAnsi="Times New Roman" w:eastAsia="Times New Roman"/>
+          <w:rFonts w:ascii="Times New Roman" w:eastAsia="Times New Roman" w:hAnsi="Times New Roman"/>
           <w:sz w:val="22"/>
         </w:rPr>
         <w:t>ANS:</w:t>
@@ -3048,9 +3049,10 @@
       </w:pPr>
       <w:r>
         <w:rPr>
-          <w:rFonts w:ascii="Times New Roman" w:hAnsi="Times New Roman" w:eastAsia="Times New Roman"/>
-          <w:sz w:val="22"/>
-        </w:rPr>
+          <w:rFonts w:ascii="Times New Roman" w:eastAsia="Times New Roman" w:hAnsi="Times New Roman"/>
+          <w:sz w:val="22"/>
+        </w:rPr>
+        <w:lastRenderedPageBreak/>
         <w:t>ANS:</w:t>
       </w:r>
     </w:p>
@@ -3114,7 +3116,7 @@
       </w:pPr>
       <w:r>
         <w:rPr>
-          <w:rFonts w:ascii="Times New Roman" w:hAnsi="Times New Roman" w:eastAsia="Times New Roman"/>
+          <w:rFonts w:ascii="Times New Roman" w:eastAsia="Times New Roman" w:hAnsi="Times New Roman"/>
           <w:sz w:val="22"/>
         </w:rPr>
         <w:t>ANS:</w:t>
